--- a/files/pdf/apuntes_cir_dir.docx
+++ b/files/pdf/apuntes_cir_dir.docx
@@ -29,7 +29,7 @@
           <w:sz w:val="24"/>
           <w:szCs w:val="24"/>
         </w:rPr>
-        <w:t>sss</w:t>
+        <w:t>s</w:t>
       </w:r>
       <w:r>
         <w:rPr>

--- a/files/pdf/apuntes_cir_dir.docx
+++ b/files/pdf/apuntes_cir_dir.docx
@@ -22,14 +22,14 @@
           <w:sz w:val="24"/>
           <w:szCs w:val="24"/>
         </w:rPr>
-        <w:t>más reciente</w:t>
+        <w:t>más recient</w:t>
       </w:r>
       <w:r>
         <w:rPr>
           <w:sz w:val="24"/>
           <w:szCs w:val="24"/>
         </w:rPr>
-        <w:t>s</w:t>
+        <w:t>e</w:t>
       </w:r>
       <w:r>
         <w:rPr>
@@ -56,10 +56,6 @@
     <w:p>
       <w:pPr>
         <w:jc w:val="center"/>
-        <w:rPr>
-          <w:sz w:val="24"/>
-          <w:szCs w:val="24"/>
-        </w:rPr>
       </w:pPr>
       <w:hyperlink r:id="rId4" w:history="1">
         <w:r>
@@ -71,6 +67,15 @@
           <w:t>https://jorgedelossantos.github.io/apuntes-robotica/intro.html</w:t>
         </w:r>
       </w:hyperlink>
+    </w:p>
+    <w:p>
+      <w:pPr>
+        <w:jc w:val="center"/>
+        <w:rPr>
+          <w:sz w:val="24"/>
+          <w:szCs w:val="24"/>
+        </w:rPr>
+      </w:pPr>
     </w:p>
     <w:sectPr>
       <w:pgSz w:w="12240" w:h="15840"/>
